--- a/eu-gmp-rag/ausgabe/Tierarzneimittel Verordnung (EU) 2019-6 (8 von 12) Kap X-XII NETZ DER AN DER REGULIERUNG, ALLGEMEINE.docx
+++ b/eu-gmp-rag/ausgabe/Tierarzneimittel Verordnung (EU) 2019-6 (8 von 12) Kap X-XII NETZ DER AN DER REGULIERUNG, ALLGEMEINE.docx
@@ -738,227 +738,11 @@
       </w:r>
     </w:p>
     <w:p>
-      <w:r>
-        <w:rPr>
-          <w:b/>
-        </w:rPr>
-        <w:t>Tabelle (zeilenweise wiedergegeben):</w:t>
-      </w:r>
-    </w:p>
-    <w:p>
-      <w:pPr>
-        <w:pStyle w:val="ListBullet"/>
-      </w:pPr>
-      <w:r>
-        <w:t>1. | Rechtsgrundlage für Anträge auf Marktzulassung</w:t>
-      </w:r>
-    </w:p>
-    <w:p>
-      <w:pPr>
-        <w:pStyle w:val="ListBullet"/>
-      </w:pPr>
-      <w:r>
-        <w:t>2. | Antragsteller</w:t>
-      </w:r>
-    </w:p>
-    <w:p>
-      <w:pPr>
-        <w:pStyle w:val="ListBullet"/>
-      </w:pPr>
-      <w:r>
-        <w:t>2.1. | Name oder Firma und ständige Anschrift oder eingetragene Niederlassung des Antragstellers</w:t>
-      </w:r>
-    </w:p>
-    <w:p>
-      <w:pPr>
-        <w:pStyle w:val="ListBullet"/>
-      </w:pPr>
-      <w:r>
-        <w:t>2.2. | Name oder Firma und ständige Anschrift oder eingetragene Niederlassung des Herstellers/der Hersteller oder des Einführers/der Einführer des Fertigtierarzneimittels s und Name oder Unternehmensname und ständige Adresse oder Sitz des Unternehmens des Herstellers des Wirkstoffs/der Wirkstoffe</w:t>
-      </w:r>
-    </w:p>
-    <w:p>
-      <w:pPr>
-        <w:pStyle w:val="ListBullet"/>
-      </w:pPr>
-      <w:r>
-        <w:t>2.3. | Name und Anschrift der Standorte, die in die verschiedenen Stufen der Herstellung, Einfuhr, Prüfung und Chargenfreigabe einbezogen sind</w:t>
-      </w:r>
-    </w:p>
-    <w:p>
-      <w:pPr>
-        <w:pStyle w:val="ListBullet"/>
-      </w:pPr>
-      <w:r>
-        <w:t>3. | Identifizierung des Tierarzneimittels</w:t>
-      </w:r>
-    </w:p>
-    <w:p>
-      <w:pPr>
-        <w:pStyle w:val="ListBullet"/>
-      </w:pPr>
-      <w:r>
-        <w:t>3.1. | Name des Tierarzneimittels und anatomisch-therapeutisch-chemikalischer Veterinärcode („ATCvet-Code“)</w:t>
-      </w:r>
-    </w:p>
-    <w:p>
-      <w:pPr>
-        <w:pStyle w:val="ListBullet"/>
-      </w:pPr>
-      <w:r>
-        <w:t>3.2. | Wirkstoff(e) und, gegebenenfalls, Verdünnungsmittel</w:t>
-      </w:r>
-    </w:p>
-    <w:p>
-      <w:pPr>
-        <w:pStyle w:val="ListBullet"/>
-      </w:pPr>
-      <w:r>
-        <w:t>3.3. | Stärke, bzw. bei immunologischen Tierarzneimitteln biologische Aktivität, Potenz oder Titer</w:t>
-      </w:r>
-    </w:p>
-    <w:p>
-      <w:pPr>
-        <w:pStyle w:val="ListBullet"/>
-      </w:pPr>
-      <w:r>
-        <w:t>3.4. | Darreichungsform</w:t>
-      </w:r>
-    </w:p>
-    <w:p>
-      <w:pPr>
-        <w:pStyle w:val="ListBullet"/>
-      </w:pPr>
-      <w:r>
-        <w:t>3.5. | Verabreichungsweg</w:t>
-      </w:r>
-    </w:p>
-    <w:p>
-      <w:pPr>
-        <w:pStyle w:val="ListBullet"/>
-      </w:pPr>
-      <w:r>
-        <w:t>3.6. | Zieltierarten</w:t>
-      </w:r>
-    </w:p>
-    <w:p>
-      <w:pPr>
-        <w:pStyle w:val="ListBullet"/>
-      </w:pPr>
-      <w:r>
-        <w:t>4. | Informationen zu Herstellung und Pharmakovigilanz</w:t>
-      </w:r>
-    </w:p>
-    <w:p>
-      <w:pPr>
-        <w:pStyle w:val="ListBullet"/>
-      </w:pPr>
-      <w:r>
-        <w:t>4.1. | Nachweis einer Herstellungserlaubnis oder Zertifikat über die gute Herstellungspraxis</w:t>
-      </w:r>
-    </w:p>
-    <w:p>
-      <w:pPr>
-        <w:pStyle w:val="ListBullet"/>
-      </w:pPr>
-      <w:r>
-        <w:t>4.2. | Bezugsnummer der Pharmakovigilanz-Stammdokumentation</w:t>
-      </w:r>
-    </w:p>
-    <w:p>
-      <w:pPr>
-        <w:pStyle w:val="ListBullet"/>
-      </w:pPr>
-      <w:r>
-        <w:t>5. | Tierarzneimittelinformationen</w:t>
-      </w:r>
-    </w:p>
-    <w:p>
-      <w:pPr>
-        <w:pStyle w:val="ListBullet"/>
-      </w:pPr>
-      <w:r>
-        <w:t>5.1. | Vorgeschlagene Fachinformation (Zusammenfassung der Merkmale des Tierarzneimittels), erstellt gemäß Artikel 35</w:t>
-      </w:r>
-    </w:p>
-    <w:p>
-      <w:pPr>
-        <w:pStyle w:val="ListBullet"/>
-      </w:pPr>
-      <w:r>
-        <w:t>5.2. | Beschreibung der endgültigen Aufmachung des Tierarzneimittels, einschließlich Verpackung und Kennzeichnung</w:t>
-      </w:r>
-    </w:p>
-    <w:p>
-      <w:pPr>
-        <w:pStyle w:val="ListBullet"/>
-      </w:pPr>
-      <w:r>
-        <w:t>5.3. | Vorgeschlagener Wortlaut der Angaben, die auf der Primärverpackung, der äußeren Umhüllung und der Packungsbeilage zu machen sind, gemäß den Artikeln 10 bis 16</w:t>
-      </w:r>
-    </w:p>
-    <w:p>
-      <w:pPr>
-        <w:pStyle w:val="ListBullet"/>
-      </w:pPr>
-      <w:r>
-        <w:t>6. | Sonstige Informationen</w:t>
-      </w:r>
-    </w:p>
-    <w:p>
-      <w:pPr>
-        <w:pStyle w:val="ListBullet"/>
-      </w:pPr>
-      <w:r>
-        <w:t>6.1. | Liste der Länder, in denen eine Zulassung (Genehmigung für das Inverkehrbringen) für das Tierarzneimittel erteilt oder widerrufen wurde</w:t>
-      </w:r>
-    </w:p>
-    <w:p>
-      <w:pPr>
-        <w:pStyle w:val="ListBullet"/>
-      </w:pPr>
-      <w:r>
-        <w:t>6.2. | Kopien aller Fachinformationen entsprechend den von den Mitgliedstaaten erteilten Zulassungen</w:t>
-      </w:r>
-    </w:p>
-    <w:p>
-      <w:pPr>
-        <w:pStyle w:val="ListBullet"/>
-      </w:pPr>
-      <w:r>
-        <w:t>6.3. | Liste der Länder, in denen ein Antrag gestellt oder abgelehnt wurde</w:t>
-      </w:r>
-    </w:p>
-    <w:p>
-      <w:pPr>
-        <w:pStyle w:val="ListBullet"/>
-      </w:pPr>
-      <w:r>
-        <w:t>6.4. | Liste der Mitgliedstaaten, in denen das Tierarzneimittel in Verkehr gebracht werden soll</w:t>
-      </w:r>
-    </w:p>
-    <w:p>
-      <w:pPr>
-        <w:pStyle w:val="ListBullet"/>
-      </w:pPr>
-      <w:r>
-        <w:t>6.5. | Kritische Expertenberichte über Qualität, Sicherheit und Wirksamkeit des Tierarzneimittels</w:t>
-      </w:r>
-    </w:p>
-    <w:p>
       <w:pPr>
         <w:pStyle w:val="Heading1"/>
       </w:pPr>
       <w:r>
         <w:t>ANHANG II</w:t>
-      </w:r>
-    </w:p>
-    <w:p>
-      <w:pPr>
-        <w:pStyle w:val="Heading1"/>
-      </w:pPr>
-      <w:r>
-        <w:t>ANHANG II (Fortsetzung)</w:t>
       </w:r>
     </w:p>
     <w:p>
@@ -971,18 +755,15 @@
     </w:p>
     <w:p>
       <w:pPr>
-        <w:pStyle w:val="Heading1"/>
-      </w:pPr>
-      <w:r>
-        <w:t>ANHANG II (Fortsetzung)</w:t>
-      </w:r>
-    </w:p>
-    <w:p>
-      <w:pPr>
         <w:pStyle w:val="Heading2"/>
       </w:pPr>
       <w:r>
         <w:t>EINLEITUNG UND ALLGEMEINE GRUNDLAGEN</w:t>
+      </w:r>
+    </w:p>
+    <w:p>
+      <w:r>
+        <w:t>Der vorliegende Anhang ist in vier Titel untergliedert:</w:t>
       </w:r>
     </w:p>
     <w:p>
@@ -998,7 +779,7 @@
         <w:pStyle w:val="ListBullet"/>
       </w:pPr>
       <w:r>
-        <w:t>(1) | Die Angaben und Unterlagen, die einem Genehmigungsantrag gemäß Artikel 12 bis Artikel 13d beiliegen müssen, sind entsprechend den Anforderungen dieses Anhangs vorzulegen und müssen sich an den Leitlinien orientieren, die die Kommission unter folgendem Titel veröffentlicht hat: Regelung der Arzneimittel in der Europäischen Union, Band 6 B, Mitteilung an die Antragsteller, Tierarzneimittel, Struktur und Inhalt des Antrags.</w:t>
+        <w:t>Titel I dieses Anhangs enthält die einheitlichen Vorschriften für Anträge auf Genehmigung nicht immunologischer Tierarzneimittel.</w:t>
       </w:r>
     </w:p>
     <w:p>
@@ -1006,7 +787,7 @@
         <w:pStyle w:val="ListBullet"/>
       </w:pPr>
       <w:r>
-        <w:t>(2) | Bei der Zusammenstellung des Antragsdossiers müssen die Antragsteller auch den derzeitigen Wissensstand der Veterinärmedizin und die wissenschaftlichen Leitlinien für die Qualität, Unbedenklichkeit und Wirksamkeit von Tierarzneimitteln berücksichtigen, die von der Europäischen Arzneimittel-Agentur (im Folgenden „Agentur“) veröffentlicht wurden, sowie die übrigen Leitlinien der Gemeinschaft im Arzneimittelbereich, die die Kommission in den einzelnen Bänden der Regelung der Arzneimittel in der Europäischen Union herausgegeben hat.</w:t>
+        <w:t>Titel II enthält die einheitlichen Vorschriften für Anträge auf Genehmigung immunologischer Tierarzneimittel.</w:t>
       </w:r>
     </w:p>
     <w:p>
@@ -1014,7 +795,7 @@
         <w:pStyle w:val="ListBullet"/>
       </w:pPr>
       <w:r>
-        <w:t>(3) | Bei Tierarzneimitteln, die nicht zu den immunologischen Tierarzneimitteln gehören, sind für den qualitätsbezogenen (pharmazeutischen) Teil (physikalisch-chemische, biologische und mikrobiologische Prüfungen) des Dossiers alle einschlägigen Monographien einschließlich der allgemeinen Monographien und Kapitel des Europäischen Arzneibuchs maßgeblich. Bei immunologischen Tierarzneimitteln sind für die Dossierteile Qualität, Unbedenklichkeit und Wirksamkeit alle einschlägigen Monographien einschließlich der allgemeinen Monographien und Kapitel des Europäischen Arzneibuchs maßgeblich.</w:t>
+        <w:t>Titel III enthält eine Beschreibung bestimmter Arten von Genehmigungsdossiers samt den dazugehörigen Vorschriften.</w:t>
       </w:r>
     </w:p>
     <w:p>
@@ -1022,63 +803,7 @@
         <w:pStyle w:val="ListBullet"/>
       </w:pPr>
       <w:r>
-        <w:t>(4) | Beim Herstellungsprozess sind die Anforderungen der Richtlinie 91/412/EWG der Kommission zur Festlegung der Grundsätze und Leitlinien der Guten Herstellungspraxis für Tierarzneimittel sowie die Grundsätze und Leitlinien der Guten Herstellungspraxis einzuhalten, die die Kommission in Band 4 der Regelung der Arzneimittel in der Europäischen Union veröffentlicht hat.</w:t>
-      </w:r>
-    </w:p>
-    <w:p>
-      <w:pPr>
-        <w:pStyle w:val="ListBullet"/>
-      </w:pPr>
-      <w:r>
-        <w:t>(5) | Dem Antrag sind alle für die Bewertung des betreffenden Tierarzneimittels zweckdienlichen Angaben beizufügen, ob diese nun günstig oder ungünstig für das Arzneimittel sind. Insbesondere sind alle zweckdienlichen Einzelheiten über etwaige unvollständige oder abgebrochene Versuche bzw. Prüfungen mit dem Tierarzneimittel vorzulegen.</w:t>
-      </w:r>
-    </w:p>
-    <w:p>
-      <w:pPr>
-        <w:pStyle w:val="ListBullet"/>
-      </w:pPr>
-      <w:r>
-        <w:t>(6) | Pharmakologische, toxikologische sowie Rückstands- und Unbedenklichkeitsprüfungen sind nach den Bestimmungen der Guten Laborpraxis (GLP) durchzuführen, die in der Richtlinie 2004/10/EG des Europäischen Parlaments und des Rates und in der Richtlinie 2004/9/EG des Europäischen Parlaments und des Rates festgelegt sind.</w:t>
-      </w:r>
-    </w:p>
-    <w:p>
-      <w:pPr>
-        <w:pStyle w:val="ListBullet"/>
-      </w:pPr>
-      <w:r>
-        <w:t>(7) | Die Mitgliedstaaten gewährleisten zudem, dass alle Experimente an Tieren gemäß der Richtlinie 86/609/EWG des Rates durchgeführt werden.</w:t>
-      </w:r>
-    </w:p>
-    <w:p>
-      <w:pPr>
-        <w:pStyle w:val="ListBullet"/>
-      </w:pPr>
-      <w:r>
-        <w:t>(8) | Zwecks Überwachung der Nutzen-Risiko-Beurteilung sind der zuständigen Behörde alle neuen Informationen, die nicht im ursprünglichen Antrag enthalten sind, sowie alle Informationen aus der Pharmakovigilanz vorzulegen. Nach Genehmigungserteilung ist den zuständigen Behörden gemäß den Verordnungen (EG) Nr. 1084/2003 der Kommission oder (EG) Nr. 1085/2003 der Kommission jede inhaltliche Änderung von Dossiers für Tierarzneimittel vorzulegen, die auf der Grundlage von Artikel 1 dieser Verordnungen genehmigt wurden.</w:t>
-      </w:r>
-    </w:p>
-    <w:p>
-      <w:pPr>
-        <w:pStyle w:val="ListBullet"/>
-      </w:pPr>
-      <w:r>
-        <w:t>(9) | Das Dossier muss die Umweltverträglichkeitsprüfung in Verbindung mit der Freisetzung von Tierarzneimitteln umfassen, die genetisch veränderte Organismen (GVO) im Sinne von Artikel 2 der Richtlinie 2001/18/EG des Europäischen Parlaments und des Rates enthalten bzw. aus solchen bestehen. Diese Angaben sind entsprechend den Bestimmungen der Richtlinie 2001/18/EG und der Verordnung (EG) Nr. 726/2004 des Europäischen Parlaments und des Rates zu machen, und es sind dabei sämtliche von der Kommission veröffentlichten Leitfäden zu beachten.</w:t>
-      </w:r>
-    </w:p>
-    <w:p>
-      <w:pPr>
-        <w:pStyle w:val="ListBullet"/>
-      </w:pPr>
-      <w:r>
-        <w:t>(10) | Bei Anträgen auf Genehmigung des Inverkehrbringens von Tierarzneimitteln, die für Tierarten und Indikationen bestimmt sind, die nur kleinere Marktsegmente darstellen, ist ein flexibleres Vorgehen zulässig. In solchen Fällen sollten die einschlägigen wissenschaftlichen Leitlinien und/oder Gutachten berücksichtigt werden. Der vorliegende Anhang ist in vier Titel untergliedert: Titel I dieses Anhangs enthält die einheitlichen Vorschriften für Anträge auf Genehmigung nicht immunologischer Tierarzneimittel. Titel II enthält die einheitlichen Vorschriften für Anträge auf Genehmigung immunologischer Tierarzneimittel. Titel III enthält eine Beschreibung bestimmter Arten von Genehmigungsdossiers samt den dazugehörigen Vorschriften. Titel IV enthält die Vorschriften für die Dossiers von Genehmigungsanträgen für besondere Arten von Tierarzneimitteln.</w:t>
-      </w:r>
-    </w:p>
-    <w:p>
-      <w:pPr>
-        <w:pStyle w:val="Heading1"/>
-      </w:pPr>
-      <w:r>
-        <w:t>ANHANG II (Fortsetzung)</w:t>
+        <w:t>Titel IV enthält die Vorschriften für die Dossiers von Genehmigungsanträgen für besondere Arten von Tierarzneimitteln.</w:t>
       </w:r>
     </w:p>
     <w:p>
@@ -1087,14 +812,6 @@
       </w:pPr>
       <w:r>
         <w:t>TITEL I</w:t>
-      </w:r>
-    </w:p>
-    <w:p>
-      <w:pPr>
-        <w:pStyle w:val="Heading1"/>
-      </w:pPr>
-      <w:r>
-        <w:t>ANHANG II (Fortsetzung)</w:t>
       </w:r>
     </w:p>
     <w:p>
@@ -1115,23 +832,7 @@
         <w:pStyle w:val="Heading1"/>
       </w:pPr>
       <w:r>
-        <w:t>ANHANG II (Fortsetzung)</w:t>
-      </w:r>
-    </w:p>
-    <w:p>
-      <w:pPr>
-        <w:pStyle w:val="Heading2"/>
-      </w:pPr>
-      <w:r>
         <w:t>TEIL 1</w:t>
-      </w:r>
-    </w:p>
-    <w:p>
-      <w:pPr>
-        <w:pStyle w:val="Heading1"/>
-      </w:pPr>
-      <w:r>
-        <w:t>ANHANG II (Fortsetzung)</w:t>
       </w:r>
     </w:p>
     <w:p>
@@ -1140,14 +841,6 @@
       </w:pPr>
       <w:r>
         <w:t>Zusammenfassung der unterlagen</w:t>
-      </w:r>
-    </w:p>
-    <w:p>
-      <w:pPr>
-        <w:pStyle w:val="Heading1"/>
-      </w:pPr>
-      <w:r>
-        <w:t>ANHANG II (Fortsetzung)</w:t>
       </w:r>
     </w:p>
     <w:p>
@@ -1180,14 +873,6 @@
     </w:p>
     <w:p>
       <w:pPr>
-        <w:pStyle w:val="Heading1"/>
-      </w:pPr>
-      <w:r>
-        <w:t>ANHANG II (Fortsetzung)</w:t>
-      </w:r>
-    </w:p>
-    <w:p>
-      <w:pPr>
         <w:pStyle w:val="Heading2"/>
       </w:pPr>
       <w:r>
@@ -1202,14 +887,6 @@
     <w:p>
       <w:r>
         <w:t>Für die Beschriftung der Primärverpackung und der äußeren Umhüllung sowie für die Packungsbeilage, falls eine solche gemäß Artikel 61 erforderlich ist, ist gemäß Titel V dieser Richtlinie ein Textvorschlag vorzulegen. Zusätzlich muss der Antragsteller ein oder mehrere Muster oder Modelle der endgültigen Aufmachung(en) des Tierarzneimittels in mindestens einer Amtssprache der Europäischen Union vorlegen; das Modell kann nach vorheriger Zustimmung der zuständigen Behörde auf elektronischem Wege und in schwarz-weiß vorgelegt werden.</w:t>
-      </w:r>
-    </w:p>
-    <w:p>
-      <w:pPr>
-        <w:pStyle w:val="Heading1"/>
-      </w:pPr>
-      <w:r>
-        <w:t>ANHANG II (Fortsetzung)</w:t>
       </w:r>
     </w:p>
     <w:p>
@@ -1253,384 +930,6 @@
     <w:p>
       <w:r>
         <w:t>Bei Anträgen, die Tierarten oder Indikationen mit lediglich kleinen Marktsegmenten betreffen, kann das Format der Zusammenfassung der pharmazeutischen Qualität ohne vorherige Zustimmung der zuständigen Behörden verwendet werden.</w:t>
-      </w:r>
-    </w:p>
-    <w:p>
-      <w:pPr>
-        <w:pStyle w:val="Heading1"/>
-      </w:pPr>
-      <w:r>
-        <w:t>ANHANG II (Fortsetzung)</w:t>
-      </w:r>
-    </w:p>
-    <w:p>
-      <w:pPr>
-        <w:pStyle w:val="Heading2"/>
-      </w:pPr>
-      <w:r>
-        <w:t>TEIL 2</w:t>
-      </w:r>
-    </w:p>
-    <w:p>
-      <w:pPr>
-        <w:pStyle w:val="Heading1"/>
-      </w:pPr>
-      <w:r>
-        <w:t>ANHANG II (Fortsetzung)</w:t>
-      </w:r>
-    </w:p>
-    <w:p>
-      <w:pPr>
-        <w:pStyle w:val="Heading2"/>
-      </w:pPr>
-      <w:r>
-        <w:t>Pharmazeutische (physikalisch-chemische, biologische oder mikrobiologische daten (qualität))</w:t>
-      </w:r>
-    </w:p>
-    <w:p>
-      <w:pPr>
-        <w:pStyle w:val="Heading1"/>
-      </w:pPr>
-      <w:r>
-        <w:t>ANHANG II (Fortsetzung)</w:t>
-      </w:r>
-    </w:p>
-    <w:p>
-      <w:pPr>
-        <w:pStyle w:val="Heading2"/>
-      </w:pPr>
-      <w:r>
-        <w:t>Wesentliche Grundsätze und Vorschriften</w:t>
-      </w:r>
-    </w:p>
-    <w:p>
-      <w:r>
-        <w:t>Die Angaben und Unterlagen, die dem Genehmigungsantrag gemäß Artikel 12 Absatz 3 Buchstabe j erster Gedankenstrich beizufügen sind, müssen den folgenden Vorschriften entsprechen.</w:t>
-      </w:r>
-    </w:p>
-    <w:p>
-      <w:r>
-        <w:t>Die pharmazeutischen (physikalisch-chemischen, biologischen oder mikrobiologischen) Daten müssen sowohl für die Wirkstoffe als auch für das fertige Tierarzneimittel alle einschlägigen Angaben zu Herstellungsprozess, kennzeichnenden Merkmalen und Eigenschaften, Verfahren und Vorschriften zur Qualitätskontrolle sowie Angaben zur Haltbarkeit enthalten und eine Beschreibung von Zusammensetzung, Entwicklung und Darreichung des Fertigarzneimittels umfassen.</w:t>
-      </w:r>
-    </w:p>
-    <w:p>
-      <w:r>
-        <w:t>Es gelten alle Monographien, einschließlich der allgemeinen Monographien und Kapitel des Europäischen Arzneibuchs, oder in Ermangelung dieser diejenigen des Arzneibuchs eines Mitgliedstaats.</w:t>
-      </w:r>
-    </w:p>
-    <w:p>
-      <w:r>
-        <w:t>Alle Prüfverfahren müssen die Kriterien für die Analyse und Kontrolle der Qualität der Ausgangsstoffe und des Fertigerzeugnisses erfüllen und sollten bestehende Leitlinien und Anforderungen berücksichtigen. Die Ergebnisse der Validierungsstudien sind vorzulegen.</w:t>
-      </w:r>
-    </w:p>
-    <w:p>
-      <w:r>
-        <w:t>Alle Prüfverfahren sind so genau zu beschreiben, dass sie auf Verlangen der zuständigen Behörde bei Kontrollversuchen reproduzierbar sind: für alle gegebenenfalls verwendeten besonderen Geräte und Anlagen sind genaue Beschreibungen und möglicherweise ein Diagramm beizufügen. Die Formeln der Laborreagenzien sind gegebenenfalls durch die Zubereitungsmethode zu ergänzen. Bei Prüfverfahren, die im Europäischen Arzneibuch oder im Arzneibuch eines Mitgliedstaats enthalten sind, kann diese Beschreibung durch einen detaillierten Verweis auf das betreffende Arzneibuch ersetzt werden.</w:t>
-      </w:r>
-    </w:p>
-    <w:p>
-      <w:r>
-        <w:t>Sofern zutreffend, sind die im Europäischen Arzneibuch verzeichneten chemischen und biologischen Referenzmaterialien zu verwenden. Falls andere Referenzzubereitungen und -standards verwendet werden, sind diese anzugeben und ausführlich zu beschreiben.</w:t>
-      </w:r>
-    </w:p>
-    <w:p>
-      <w:r>
-        <w:t>Falls der Wirkstoff Bestandteil eines Humanarzneimittels ist, das gemäß den Vorschriften von Anhang I der Richtlinie 2001/83/EG genehmigt wurde, so können statt der Dokumentation über den Wirkstoff bzw. das Fertigerzeugnis die chemischen, pharmazeutischen und biologischen/mikrobiologischen Daten gemäß Modul 3 der genannten Richtlinie vorgelegt werden.</w:t>
-      </w:r>
-    </w:p>
-    <w:p>
-      <w:r>
-        <w:t>Die chemischen, pharmazeutischen und biologischen/mikrobiologischen Daten über den Wirkstoff oder das Fertigerzeugnis können nur dann im CTD-Format in das Dossier aufgenommen werden, wenn die zuständige Behörde diese Möglichkeit öffentlich bekannt gegeben hat.</w:t>
-      </w:r>
-    </w:p>
-    <w:p>
-      <w:r>
-        <w:t>Bei Anträgen, die nur Tierarten und Indikationen mit kleinen Marktsegmenten betreffen, kann das CTD-Format ohne vorherige Zustimmung der zuständigen Behörden verwendet werden.</w:t>
-      </w:r>
-    </w:p>
-    <w:p>
-      <w:pPr>
-        <w:pStyle w:val="Heading1"/>
-      </w:pPr>
-      <w:r>
-        <w:t>ANHANG II (Fortsetzung)</w:t>
-      </w:r>
-    </w:p>
-    <w:p>
-      <w:pPr>
-        <w:pStyle w:val="Heading2"/>
-      </w:pPr>
-      <w:r>
-        <w:t>A. ZUSAMMENSETZUNG NACH ART UND MENGE DER BESTANDTEILE</w:t>
-      </w:r>
-    </w:p>
-    <w:p>
-      <w:pPr>
-        <w:pStyle w:val="Heading1"/>
-      </w:pPr>
-      <w:r>
-        <w:t>ANHANG II (Fortsetzung)</w:t>
-      </w:r>
-    </w:p>
-    <w:p>
-      <w:pPr>
-        <w:pStyle w:val="Heading2"/>
-      </w:pPr>
-      <w:r>
-        <w:t>1. Zusammensetzung nach Art</w:t>
-      </w:r>
-    </w:p>
-    <w:p>
-      <w:r>
-        <w:t>Unter „Zusammensetzung nach Art“ aller Bestandteile des Arzneimittels versteht man die Bezeichnung oder Beschreibung:</w:t>
-      </w:r>
-    </w:p>
-    <w:p>
-      <w:r>
-        <w:t>— des oder der Wirkstoffe;</w:t>
-      </w:r>
-    </w:p>
-    <w:p>
-      <w:r>
-        <w:t>— der Bestandteile der verwendeten Hilfsstoffe, und zwar unabhängig von Art und Menge dieser Bestandteile, einschließlich der Farbstoffe, Konservierungsmittel, Adjuvanzien, Stabilisatoren, Verdickungsmittel, Emulgatoren, Geschmacks- und Aromastoffe;</w:t>
-      </w:r>
-    </w:p>
-    <w:p>
-      <w:r>
-        <w:t>— der Bestandteile der Darreichungsform, die dem Tier oral oder auf anderem Weg verabreicht werden, z. B. Kapseln oder Gelatinekapseln.</w:t>
-      </w:r>
-    </w:p>
-    <w:p>
-      <w:r>
-        <w:t>Diese Angaben sind durch alle anderen sachdienlichen Daten über die Art der Primärverpackung und gegebenenfalls der Umverpackung sowie erforderlichenfalls über die Art ihres Verschlusses zu ergänzen; dazu gehören auch ausführliche Angaben zu den Vorrichtungen, mit denen das Arzneimittel angewandt oder verabreicht wird und die zusammen mit dem Arzneimittel abgegeben werden.</w:t>
-      </w:r>
-    </w:p>
-    <w:p>
-      <w:pPr>
-        <w:pStyle w:val="Heading1"/>
-      </w:pPr>
-      <w:r>
-        <w:t>ANHANG II (Fortsetzung)</w:t>
-      </w:r>
-    </w:p>
-    <w:p>
-      <w:pPr>
-        <w:pStyle w:val="Heading2"/>
-      </w:pPr>
-      <w:r>
-        <w:t>2. Allgemein gebräuchliche Bezeichnungen</w:t>
-      </w:r>
-    </w:p>
-    <w:p>
-      <w:r>
-        <w:t>Für die gebräuchlichen Bezeichnungen zur Beschreibung der Bestandteile eines Tierarzneimittels ist unbeschadet der in Artikel 12 Absatz 3 Buchstabe c dieser Richtlinie vorgesehenen Angaben Folgendes maßgeblich:</w:t>
-      </w:r>
-    </w:p>
-    <w:p>
-      <w:r>
-        <w:t>— Bei den im Europäischen Arzneibuch oder, falls nicht vorhanden, im Arzneibuch eines Mitgliedstaats aufgeführten Bestandteilen muss unter Bezugnahme auf das fragliche Arzneibuch die in der betreffenden Monographie enthaltene Hauptbezeichnung verwendet werden.</w:t>
-      </w:r>
-    </w:p>
-    <w:p>
-      <w:r>
-        <w:t>— Bei den übrigen Bestandteilen ist der von der Weltgesundheitsorganisation (WHO) empfohlene internationale Freiname (INN), der durch einen weiteren Freinamen ergänzt werden kann, oder, falls ein solcher nicht besteht, die genaue wissenschaftliche Bezeichnung zu verwenden; Bestandteile ohne internationale Freinamen oder ohne genaue wissenschaftliche Bezeichnung werden durch Angabe von Ursprung und Entstehungsart bezeichnet, wobei gegebenenfalls nähere zweckdienliche Angaben beizufügen sind.</w:t>
-      </w:r>
-    </w:p>
-    <w:p>
-      <w:r>
-        <w:t>— Bei färbenden Stoffen ist die „E“-Nummer gemäß Richtlinie 78/25/EWG des Rates zu verwenden.</w:t>
-      </w:r>
-    </w:p>
-    <w:p>
-      <w:pPr>
-        <w:pStyle w:val="Heading1"/>
-      </w:pPr>
-      <w:r>
-        <w:t>ANHANG II (Fortsetzung)</w:t>
-      </w:r>
-    </w:p>
-    <w:p>
-      <w:pPr>
-        <w:pStyle w:val="Heading2"/>
-      </w:pPr>
-      <w:r>
-        <w:t>3. Zusammensetzung nach Menge</w:t>
-      </w:r>
-    </w:p>
-    <w:p>
-      <w:r>
-        <w:rPr>
-          <w:b/>
-        </w:rPr>
-        <w:t>Tabelle (zeilenweise wiedergegeben):</w:t>
-      </w:r>
-    </w:p>
-    <w:p>
-      <w:pPr>
-        <w:pStyle w:val="ListBullet"/>
-      </w:pPr>
-      <w:r>
-        <w:t>3.1. | Was die „Zusammensetzung nach Menge“ aller Wirkstoffe der Tierarzneimittel betrifft, so ist je nach der Darreichungsform für jeden Wirkstoff die Masse oder die Zahl der Einheiten biologischer Aktivität je Einnahme-, Masse- oder Volumeneinheit anzugeben. Einheiten der biologischen Aktivität sind für chemisch nicht zu definierende Stoffe anzuwenden. Sofern die Weltgesundheitsorganisation eine internationale Einheit der biologischen Aktivität festgelegt hat, ist diese zu verwenden. Falls keine internationale Einheit festgelegt wurde, sind die Einheiten der biologischen Aktivität unter Verwendung der Einheiten des Europäischen Arzneibuchs so auszudrücken, dass sie eindeutig Aufschluss über die Wirksamkeit der Stoffe geben. Wenn möglich, ist die biologische Aktivität je Masse- oder Volumeneinheit anzugeben. Diese Angaben sind zu ergänzen: — bei Präparaten zur einmaligen Verabreichung durch die Masse oder die Einheiten der biologischen Aktivität jedes in der Behältniseinheit enthaltenen Wirkstoffes, und zwar unter Berücksichtigung des verwendbaren Volumens des Arzneimittels, gegebenenfalls nach seiner Rekonstituierung; — bei Tierarzneimitteln, die in Tropfen verabreicht werden, durch die Masse oder die Einheiten der biologischen Aktivität der einzelnen Wirkstoffe, die in der 1 ml oder 1 g der Zubereitung entsprechenden Zahl von Tropfen bzw. in einem Tropfen enthalten sind; — bei Sirupen, Emulsionen, Granulaten und anderen in abgemessenen Mengeneinheiten zu verabreichenden Darreichungsformen durch die Masse oder die Einheiten der biologischen Aktivität jedes Wirkstoffes je Verabreichungseinheit.</w:t>
-      </w:r>
-    </w:p>
-    <w:p>
-      <w:pPr>
-        <w:pStyle w:val="ListBullet"/>
-      </w:pPr>
-      <w:r>
-        <w:t>3.2. | Wirkstoffe in Form von Verbindungen oder Derivaten sind quantitativ durch ihre Gesamtmasse und — sofern erforderlich oder sachdienlich — durch die Masse der aktiven Moleküleinheit(en) angegeben.</w:t>
-      </w:r>
-    </w:p>
-    <w:p>
-      <w:pPr>
-        <w:pStyle w:val="ListBullet"/>
-      </w:pPr>
-      <w:r>
-        <w:t>3.3. | Für Tierarzneimittel, die einen Wirkstoff enthalten, für den erstmals in einem Mitgliedstaat ein Antrag auf Genehmigung für das Inverkehrbringen gestellt wird, ist die Zusammensetzung nach Menge eines Wirkstoffs als Salz oder Hydrat systematisch als Masse des aktiven Bestandteils des Moleküls anzugeben. Bei allen später in den Mitgliedstaaten genehmigten Tierarzneimitteln ist die mengenmäßige Zusammensetzung für denselben Wirkstoff in derselben Weise anzugeben.</w:t>
-      </w:r>
-    </w:p>
-    <w:p>
-      <w:pPr>
-        <w:pStyle w:val="Heading1"/>
-      </w:pPr>
-      <w:r>
-        <w:t>ANHANG II (Fortsetzung)</w:t>
-      </w:r>
-    </w:p>
-    <w:p>
-      <w:pPr>
-        <w:pStyle w:val="Heading2"/>
-      </w:pPr>
-      <w:r>
-        <w:t>4. Pharmazeutische Entwicklung</w:t>
-      </w:r>
-    </w:p>
-    <w:p>
-      <w:r>
-        <w:t>Es müssen Aussagen über die Wahl der Zusammensetzung, der Bestandteile, der Primärverpackung, einer etwaigen weiteren Verpackung und gegebenenfalls der äußeren Umhüllung sowie die beabsichtigte Funktion der Hilfsstoffe im Fertigerzeugnis und das Herstellungsverfahren gemacht werden. Diese Aussagen sind durch wissenschaftliche Daten über die pharmazeutische Entwicklung zu erhärten. Wirkstoffzuschläge sind anzugeben und zu begründen. Die mikrobiologischen Merkmale (mikrobiologische Reinheit und antimikrobielle Eigenschaften) und die Anwendungshinweise müssen nachweislich für den Verwendungszweck des Tierarzneimittels geeignet sein, der im Antragsdossier angegeben wurde.</w:t>
-      </w:r>
-    </w:p>
-    <w:p>
-      <w:pPr>
-        <w:pStyle w:val="Heading1"/>
-      </w:pPr>
-      <w:r>
-        <w:t>ANHANG II (Fortsetzung)</w:t>
-      </w:r>
-    </w:p>
-    <w:p>
-      <w:pPr>
-        <w:pStyle w:val="Heading2"/>
-      </w:pPr>
-      <w:r>
-        <w:t>B. ANGABEN ÜBER DIE HERSTELLUNGSWEISE</w:t>
-      </w:r>
-    </w:p>
-    <w:p>
-      <w:r>
-        <w:t>Es sind der Name, die Anschrift und die Verantwortlichkeit jedes Herstellers sowie jeder vorgeschlagene Produktionsstandort bzw. jede Anlage anzugeben, die an der Herstellung und Prüfung beteiligt sind.</w:t>
-      </w:r>
-    </w:p>
-    <w:p>
-      <w:r>
-        <w:t>Die Angaben über die Herstellungsweise, die dem Genehmigungsantrag gemäß Artikel 12 Absatz 3 Buchstabe d der vorliegenden Richtlinie beizufügen sind, müssen einen hinreichenden Überblick über die Art der Herstellungsabläufe geben.</w:t>
-      </w:r>
-    </w:p>
-    <w:p>
-      <w:r>
-        <w:t>Zu diesem Zweck umfasst dieser Überblick mindestens:</w:t>
-      </w:r>
-    </w:p>
-    <w:p>
-      <w:r>
-        <w:t>— die einzelnen Herstellungsstufen, anhand derer beurteilt werden kann, ob die zur Herstellung der Darreichungsform angewandten Verfahren nicht zu einer nachteiligen Veränderung der Bestandteile geführt haben;</w:t>
-      </w:r>
-    </w:p>
-    <w:p>
-      <w:r>
-        <w:t>— bei kontinuierlicher Herstellung umfassende Angaben über die Vorkehrungen zur Gewährleistung der Homogenität des Fertigerzeugnisses;</w:t>
-      </w:r>
-    </w:p>
-    <w:p>
-      <w:r>
-        <w:t>— die tatsächliche Herstellungsformel, einschließlich der Menge aller verwendeten Stoffe; die Mengen der verwendeten Hilfsstoffe können jedoch annähernd angegeben werden, sofern die Darreichungsform dies erforderlich macht; anzugeben sind ferner flüchtige Bestandteile, die in den fertigen Arzneimitteln nicht mehr enthalten sind; jeder Wirkstoffzuschlag ist anzugeben und zu begründen;</w:t>
-      </w:r>
-    </w:p>
-    <w:p>
-      <w:r>
-        <w:t>— die Herstellungsstufen, bei denen Proben für die Kontrolluntersuchungen während der Herstellung entnommen wurden, sowie die angewendeten Grenzwerte, sofern andere Daten in den Antragsunterlagen diese Untersuchungen für die Kontrolle der Qualität des Fertigerzeugnisses notwendig erscheinen lassen;</w:t>
-      </w:r>
-    </w:p>
-    <w:p>
-      <w:r>
-        <w:t>— die experimentellen Studien zur Validierung des Herstellungsprozesses und gegebenenfalls ein Schema zur Prozessvalidierung für im Produktionsmaßstab erzeugte Chargen;</w:t>
-      </w:r>
-    </w:p>
-    <w:p>
-      <w:r>
-        <w:t>— bei sterilen Arzneimitteln, für die keine in einem Arzneibuch aufgeführte Standardsterilisierungsbedingungen verwendet wurden, ausführliche Angaben zum Sterilisierungsverfahren und/oder zum aseptischen Betrieb.</w:t>
-      </w:r>
-    </w:p>
-    <w:p>
-      <w:pPr>
-        <w:pStyle w:val="Heading1"/>
-      </w:pPr>
-      <w:r>
-        <w:t>ANHANG II (Fortsetzung)</w:t>
-      </w:r>
-    </w:p>
-    <w:p>
-      <w:pPr>
-        <w:pStyle w:val="Heading2"/>
-      </w:pPr>
-      <w:r>
-        <w:t>C. KONTROLLE DER AUSGANGSSTOFFE</w:t>
-      </w:r>
-    </w:p>
-    <w:p>
-      <w:pPr>
-        <w:pStyle w:val="Heading1"/>
-      </w:pPr>
-      <w:r>
-        <w:t>ANHANG II (Fortsetzung)</w:t>
-      </w:r>
-    </w:p>
-    <w:p>
-      <w:pPr>
-        <w:pStyle w:val="Heading2"/>
-      </w:pPr>
-      <w:r>
-        <w:t>1. Allgemeine Vorschriften</w:t>
-      </w:r>
-    </w:p>
-    <w:p>
-      <w:r>
-        <w:t>„Ausgangsstoffe“ im Sinne dieses Abschnitts sind alle in Abschnitt A Punkt 1 genannten Bestandteile eines Tierarzneimittels und erforderlichenfalls seines Behältnisses einschließlich des Verschlusses.</w:t>
-      </w:r>
-    </w:p>
-    <w:p>
-      <w:r>
-        <w:t>Das Dossier muss die Spezifikationen und Informationen für die Prüfungen umfassen, die zur Qualitätskontrolle aller Ausgangsstoffchargen durchzuführen sind.</w:t>
-      </w:r>
-    </w:p>
-    <w:p>
-      <w:r>
-        <w:t>Die bei jeder einzelnen Charge der Ausgangsstoffe durchzuführenden Routineprüfungen müssen den Angaben im Genehmigungsantrag entsprechen. Werden andere als die in einem Arzneibuch angegebenen Versuche durchgeführt, so ist dies zu begründen und der Nachweis zu erbringen, dass die Ausgangsstoffe den Qualitätsanforderungen dieses Arzneibuchs entsprechen.</w:t>
-      </w:r>
-    </w:p>
-    <w:p>
-      <w:r>
-        <w:t>Hat die Europäische Direktion für Arzneimittelqualität ein Eignungszertifikat für einen Ausgangsstoff, Wirkstoff oder Hilfsstoff ausgestellt, gilt dieses als Bezugnahme auf die einschlägige Monographie des Europäischen Arzneibuchs.</w:t>
-      </w:r>
-    </w:p>
-    <w:p>
-      <w:r>
-        <w:t>Wird auf ein Eignungszertifikat Bezug genommen, versichert der Hersteller dem Antragsteller schriftlich, dass das Herstellungsverfahren seit der Erteilung des Eignungszertifikats durch die Europäische Direktion für Arzneimittelqualität nicht geändert wurde.</w:t>
-      </w:r>
-    </w:p>
-    <w:p>
-      <w:r>
-        <w:t>Für die Ausgangsstoffe sind Analysezertifikate zum Nachweis der Einhaltung der festgelegten Spezifikation vorzulegen.</w:t>
       </w:r>
     </w:p>
     <w:sectPr>

--- a/eu-gmp-rag/ausgabe/Tierarzneimittel Verordnung (EU) 2019-6 (8 von 12) Kap X-XII NETZ DER AN DER REGULIERUNG, ALLGEMEINE.docx
+++ b/eu-gmp-rag/ausgabe/Tierarzneimittel Verordnung (EU) 2019-6 (8 von 12) Kap X-XII NETZ DER AN DER REGULIERUNG, ALLGEMEINE.docx
@@ -726,15 +726,7 @@
         <w:pStyle w:val="Heading1"/>
       </w:pPr>
       <w:r>
-        <w:t>ANHANG I</w:t>
-      </w:r>
-    </w:p>
-    <w:p>
-      <w:pPr>
-        <w:pStyle w:val="Heading2"/>
-      </w:pPr>
-      <w:r>
-        <w:t>INFORMATIONEN GEMÄß ARTIKEL 8 ABSATZ 1 BUCHSTABE A</w:t>
+        <w:t>ANHANG I INFORMATIONEN GEMÄß ARTIKEL 8 ABSATZ 1 BUCHSTABE A</w:t>
       </w:r>
     </w:p>
     <w:p>
@@ -742,15 +734,7 @@
         <w:pStyle w:val="Heading1"/>
       </w:pPr>
       <w:r>
-        <w:t>ANHANG II</w:t>
-      </w:r>
-    </w:p>
-    <w:p>
-      <w:pPr>
-        <w:pStyle w:val="Heading2"/>
-      </w:pPr>
-      <w:r>
-        <w:t>ANFORDERUNGEN GEMÄß ARTIKEL 8 ABSATZ 1 BUCHSTABE B</w:t>
+        <w:t>ANHANG II ANFORDERUNGEN GEMÄß ARTIKEL 8 ABSATZ 1 BUCHSTABE B</w:t>
       </w:r>
     </w:p>
     <w:p>
@@ -832,15 +816,7 @@
         <w:pStyle w:val="Heading1"/>
       </w:pPr>
       <w:r>
-        <w:t>TEIL 1</w:t>
-      </w:r>
-    </w:p>
-    <w:p>
-      <w:pPr>
-        <w:pStyle w:val="Heading2"/>
-      </w:pPr>
-      <w:r>
-        <w:t>Zusammenfassung der unterlagen</w:t>
+        <w:t>TEIL 1 Zusammenfassung der unterlagen</w:t>
       </w:r>
     </w:p>
     <w:p>
